--- a/web/downloads/Qalam-project-package/04-Qalam-review-draft.docx
+++ b/web/downloads/Qalam-project-package/04-Qalam-review-draft.docx
@@ -4,10 +4,28 @@
   <w:body>
     <w:p>
       <w:pPr>
-        <w:pStyle w:val="Title"/>
+        <w:jc w:val="right"/>
       </w:pPr>
       <w:r>
+        <w:t>Қосымша материал</w:t>
+      </w:r>
+    </w:p>
+    <w:p>
+      <w:pPr>
+        <w:jc w:val="center"/>
+      </w:pPr>
+      <w:r>
+        <w:rPr>
+          <w:b/>
+        </w:rPr>
         <w:t>РЕЦЕНЗИЯ ЖОБАСЫ</w:t>
+      </w:r>
+    </w:p>
+    <w:p>
+      <w:r>
+        <w:t>Секция: Информатика, жасанды интеллект, робототехника және STEM-инженерия</w:t>
+        <w:br/>
+        <w:t>Тіркеу коды: ____________________</w:t>
       </w:r>
     </w:p>
     <w:p>
@@ -25,10 +43,10 @@
       </w:r>
     </w:p>
     <w:p>
-      <w:pPr>
-        <w:pStyle w:val="Heading2"/>
-      </w:pPr>
       <w:r>
+        <w:rPr>
+          <w:b/>
+        </w:rPr>
         <w:t>Жалпы сипаттама</w:t>
       </w:r>
     </w:p>
@@ -38,10 +56,10 @@
       </w:r>
     </w:p>
     <w:p>
-      <w:pPr>
-        <w:pStyle w:val="Heading2"/>
-      </w:pPr>
       <w:r>
+        <w:rPr>
+          <w:b/>
+        </w:rPr>
         <w:t>Өзектілігі</w:t>
       </w:r>
     </w:p>
@@ -51,10 +69,10 @@
       </w:r>
     </w:p>
     <w:p>
-      <w:pPr>
-        <w:pStyle w:val="Heading2"/>
-      </w:pPr>
       <w:r>
+        <w:rPr>
+          <w:b/>
+        </w:rPr>
         <w:t>Әдіс пен дәлел</w:t>
       </w:r>
     </w:p>
@@ -64,33 +82,18 @@
       </w:r>
     </w:p>
     <w:p>
-      <w:pPr>
-        <w:pStyle w:val="Heading2"/>
-      </w:pPr>
       <w:r>
+        <w:rPr>
+          <w:b/>
+        </w:rPr>
         <w:t>Мықты жақтары</w:t>
       </w:r>
     </w:p>
     <w:p>
       <w:r>
-        <w:t>• Каталог пен беру/қайтару есебі байланыстырылған.</w:t>
-      </w:r>
-    </w:p>
-    <w:p>
-      <w:r>
-        <w:t>• Оқушы және кітапханашы рұқсаттары бөлінген.</w:t>
-      </w:r>
-    </w:p>
-    <w:p>
-      <w:r>
-        <w:t>• Зерттеу дерегі мен техникалық тексеру ажыратылған.</w:t>
-      </w:r>
-    </w:p>
-    <w:p>
-      <w:pPr>
-        <w:pStyle w:val="Heading2"/>
-      </w:pPr>
-      <w:r>
+        <w:rPr>
+          <w:b/>
+        </w:rPr>
         <w:t>Ұсыныстар</w:t>
       </w:r>
     </w:p>
@@ -100,10 +103,10 @@
       </w:r>
     </w:p>
     <w:p>
-      <w:pPr>
-        <w:pStyle w:val="Heading2"/>
-      </w:pPr>
       <w:r>
+        <w:rPr>
+          <w:b/>
+        </w:rPr>
         <w:t>Рецензенттің соңғы бағасы</w:t>
       </w:r>
     </w:p>
@@ -118,45 +121,19 @@
         <w:t>Қолы: ____________________  Күні: ____________________</w:t>
       </w:r>
     </w:p>
+    <w:p>
+      <w:r>
+        <w:t>2026 жылғы «Зерде» ережесінің 4.9–4.10-тармақтары ЖИ-ді тек қосалқы көмекке рұқсат етеді. Осы жинақтың мәтіні мен кодына ЖИ елеулі көмек көрсетті. Сондықтан бұл материал жұмыс жобасы болып табылады; оны оқушылардың толық дербес конкурстық жұмысы ретінде ұсынуға болмайды. Нақты авторлық әрекеттер мен жұмыс мәртебесін жетекші тексереді.</w:t>
+      </w:r>
+    </w:p>
     <w:sectPr>
-      <w:headerReference w:type="default" r:id="rId9"/>
-      <w:footerReference w:type="default" r:id="rId10"/>
       <w:pgSz w:w="11906" w:h="16838"/>
-      <w:pgMar w:top="1134" w:right="1134" w:bottom="1134" w:left="1417" w:header="720" w:footer="720" w:gutter="0"/>
+      <w:pgMar w:top="1134" w:right="1134" w:bottom="1134" w:left="1701" w:header="720" w:footer="720" w:gutter="0"/>
       <w:cols w:space="720"/>
       <w:docGrid w:linePitch="360"/>
     </w:sectPr>
   </w:body>
 </w:document>
-</file>
-
-<file path=word/footer1.xml><?xml version="1.0" encoding="utf-8"?>
-<w:ftr xmlns:m="http://schemas.openxmlformats.org/officeDocument/2006/math" xmlns:mc="http://schemas.openxmlformats.org/markup-compatibility/2006" xmlns:mo="http://schemas.microsoft.com/office/mac/office/2008/main" xmlns:mv="urn:schemas-microsoft-com:mac:vml" xmlns:o="urn:schemas-microsoft-com:office:office" xmlns:r="http://schemas.openxmlformats.org/officeDocument/2006/relationships" xmlns:v="urn:schemas-microsoft-com:vml" xmlns:w10="urn:schemas-microsoft-com:office:word" xmlns:w14="http://schemas.microsoft.com/office/word/2010/wordml" xmlns:w="http://schemas.openxmlformats.org/wordprocessingml/2006/main" xmlns:wne="http://schemas.microsoft.com/office/word/2006/wordml" xmlns:wp14="http://schemas.microsoft.com/office/word/2010/wordprocessingDrawing" xmlns:wp="http://schemas.openxmlformats.org/drawingml/2006/wordprocessingDrawing" xmlns:wpc="http://schemas.microsoft.com/office/word/2010/wordprocessingCanvas" xmlns:wpg="http://schemas.microsoft.com/office/word/2010/wordprocessingGroup" xmlns:wpi="http://schemas.microsoft.com/office/word/2010/wordprocessingInk" xmlns:wps="http://schemas.microsoft.com/office/word/2010/wordprocessingShape" mc:Ignorable="w14 wp14">
-  <w:p>
-    <w:pPr>
-      <w:pStyle w:val="Footer"/>
-      <w:jc w:val="right"/>
-    </w:pPr>
-    <w:r>
-      <w:t xml:space="preserve">Qalam · </w:t>
-    </w:r>
-    <w:r/>
-    <w:fldSimple w:instr="PAGE"/>
-  </w:p>
-</w:ftr>
-</file>
-
-<file path=word/header1.xml><?xml version="1.0" encoding="utf-8"?>
-<w:hdr xmlns:m="http://schemas.openxmlformats.org/officeDocument/2006/math" xmlns:mc="http://schemas.openxmlformats.org/markup-compatibility/2006" xmlns:mo="http://schemas.microsoft.com/office/mac/office/2008/main" xmlns:mv="urn:schemas-microsoft-com:mac:vml" xmlns:o="urn:schemas-microsoft-com:office:office" xmlns:r="http://schemas.openxmlformats.org/officeDocument/2006/relationships" xmlns:v="urn:schemas-microsoft-com:vml" xmlns:w10="urn:schemas-microsoft-com:office:word" xmlns:w14="http://schemas.microsoft.com/office/word/2010/wordml" xmlns:w="http://schemas.openxmlformats.org/wordprocessingml/2006/main" xmlns:wne="http://schemas.microsoft.com/office/word/2006/wordml" xmlns:wp14="http://schemas.microsoft.com/office/word/2010/wordprocessingDrawing" xmlns:wp="http://schemas.openxmlformats.org/drawingml/2006/wordprocessingDrawing" xmlns:wpc="http://schemas.microsoft.com/office/word/2010/wordprocessingCanvas" xmlns:wpg="http://schemas.microsoft.com/office/word/2010/wordprocessingGroup" xmlns:wpi="http://schemas.microsoft.com/office/word/2010/wordprocessingInk" xmlns:wps="http://schemas.microsoft.com/office/word/2010/wordprocessingShape" mc:Ignorable="w14 wp14">
-  <w:p>
-    <w:pPr>
-      <w:pStyle w:val="Caption"/>
-    </w:pPr>
-    <w:r>
-      <w:t>QALAM · Мектеп кітапханасы</w:t>
-    </w:r>
-  </w:p>
-</w:hdr>
 </file>
 
 <file path=word/numbering.xml><?xml version="1.0" encoding="utf-8"?>
@@ -523,11 +500,11 @@
     <w:qFormat/>
     <w:rsid w:val="00FC693F"/>
     <w:pPr>
-      <w:spacing w:line="269" w:lineRule="auto" w:after="140"/>
+      <w:spacing w:line="360" w:lineRule="auto" w:after="100"/>
     </w:pPr>
     <w:rPr>
       <w:rFonts w:ascii="Times New Roman" w:hAnsi="Times New Roman"/>
-      <w:sz w:val="24"/>
+      <w:sz w:val="28"/>
     </w:rPr>
   </w:style>
   <w:style w:type="paragraph" w:styleId="Header">
@@ -585,15 +562,15 @@
     <w:pPr>
       <w:keepNext/>
       <w:keepLines/>
-      <w:spacing w:before="160" w:after="200"/>
+      <w:spacing w:before="480" w:after="0"/>
       <w:outlineLvl w:val="0"/>
     </w:pPr>
     <w:rPr>
-      <w:rFonts w:asciiTheme="majorHAnsi" w:eastAsiaTheme="majorEastAsia" w:hAnsiTheme="majorHAnsi" w:cstheme="majorBidi" w:ascii="Times New Roman" w:hAnsi="Times New Roman"/>
+      <w:rFonts w:asciiTheme="majorHAnsi" w:eastAsiaTheme="majorEastAsia" w:hAnsiTheme="majorHAnsi" w:cstheme="majorBidi"/>
       <w:b/>
       <w:bCs/>
-      <w:color w:val="285643"/>
-      <w:sz w:val="34"/>
+      <w:color w:val="365F91" w:themeColor="accent1" w:themeShade="BF"/>
+      <w:sz w:val="28"/>
       <w:szCs w:val="28"/>
     </w:rPr>
   </w:style>
@@ -609,15 +586,15 @@
     <w:pPr>
       <w:keepNext/>
       <w:keepLines/>
-      <w:spacing w:before="160" w:after="200"/>
+      <w:spacing w:before="200" w:after="0"/>
       <w:outlineLvl w:val="1"/>
     </w:pPr>
     <w:rPr>
-      <w:rFonts w:asciiTheme="majorHAnsi" w:eastAsiaTheme="majorEastAsia" w:hAnsiTheme="majorHAnsi" w:cstheme="majorBidi" w:ascii="Times New Roman" w:hAnsi="Times New Roman"/>
+      <w:rFonts w:asciiTheme="majorHAnsi" w:eastAsiaTheme="majorEastAsia" w:hAnsiTheme="majorHAnsi" w:cstheme="majorBidi"/>
       <w:b/>
       <w:bCs/>
-      <w:color w:val="285643"/>
-      <w:sz w:val="28"/>
+      <w:color w:val="4F81BD" w:themeColor="accent1"/>
+      <w:sz w:val="26"/>
       <w:szCs w:val="26"/>
     </w:rPr>
   </w:style>
@@ -874,15 +851,15 @@
       <w:pBdr>
         <w:bottom w:val="single" w:sz="8" w:space="4" w:color="4F81BD" w:themeColor="accent1"/>
       </w:pBdr>
-      <w:spacing w:after="200" w:line="240" w:lineRule="auto" w:before="160"/>
+      <w:spacing w:after="300" w:line="240" w:lineRule="auto"/>
       <w:contextualSpacing/>
     </w:pPr>
     <w:rPr>
-      <w:rFonts w:asciiTheme="majorHAnsi" w:eastAsiaTheme="majorEastAsia" w:hAnsiTheme="majorHAnsi" w:cstheme="majorBidi" w:ascii="Times New Roman" w:hAnsi="Times New Roman"/>
-      <w:color w:val="285643"/>
+      <w:rFonts w:asciiTheme="majorHAnsi" w:eastAsiaTheme="majorEastAsia" w:hAnsiTheme="majorHAnsi" w:cstheme="majorBidi"/>
+      <w:color w:val="17365D" w:themeColor="text2" w:themeShade="BF"/>
       <w:spacing w:val="5"/>
       <w:kern w:val="28"/>
-      <w:sz w:val="48"/>
+      <w:sz w:val="52"/>
       <w:szCs w:val="52"/>
     </w:rPr>
   </w:style>
